--- a/docs/PV-AgentCore-SA-Runbook.docx
+++ b/docs/PV-AgentCore-SA-Runbook.docx
@@ -65,7 +65,7 @@
           <w:sz w:val="19"/>
           <w:szCs w:val="19"/>
         </w:rPr>
-        <w:t xml:space="preserve">Step-by-step deployment of the governed pharmacovigilance (drug-safety) ICSR-intake accelerator into an AWS account — identity, governance spine, tools, and the Runtime agent — from one manifest. Region: us-east-1. Accelerator reference; not a validated or production-certified system. Version 1.0 · 2026.</w:t>
+        <w:t xml:space="preserve">Step-by-step deployment of the governed pharmacovigilance (drug-safety) ICSR-intake accelerator into an AWS account — identity, governance spine, tools, and the Runtime agent — from one manifest. Region: us-east-1. Accelerator reference; not a validated or production-certified system. Version 1.1 · 2026.</w:t>
       </w:r>
     </w:p>
     <w:p>
@@ -1185,6 +1185,62 @@
       </w:r>
       <w:r>
         <w:t xml:space="preserve">.</w:t>
+      </w:r>
+    </w:p>
+    <w:p>
+      <w:pPr>
+        <w:pStyle w:val="ListParagraph"/>
+        <w:numPr>
+          <w:ilvl w:val="0"/>
+          <w:numId w:val="1"/>
+        </w:numPr>
+        <w:spacing w:after="70" w:line="260"/>
+      </w:pPr>
+      <w:r>
+        <w:rPr>
+          <w:b/>
+          <w:bCs/>
+        </w:rPr>
+        <w:t xml:space="preserve">lib/connector/ </w:t>
+      </w:r>
+      <w:r>
+        <w:t xml:space="preserve">— the reusable governed OAuth connector (optional depth add-on): </w:t>
+      </w:r>
+      <w:r>
+        <w:rPr>
+          <w:rFonts w:ascii="Consolas" w:cs="Consolas" w:eastAsia="Consolas" w:hAnsi="Consolas"/>
+          <w:color w:val="1B3A2B"/>
+          <w:sz w:val="18"/>
+          <w:szCs w:val="18"/>
+        </w:rPr>
+        <w:t xml:space="preserve">verify_source</w:t>
+      </w:r>
+      <w:r>
+        <w:t xml:space="preserve"> (mints an outbound token via AgentCore Identity — no stored secret), </w:t>
+      </w:r>
+      <w:r>
+        <w:rPr>
+          <w:rFonts w:ascii="Consolas" w:cs="Consolas" w:eastAsia="Consolas" w:hAnsi="Consolas"/>
+          <w:color w:val="1B3A2B"/>
+          <w:sz w:val="18"/>
+          <w:szCs w:val="18"/>
+        </w:rPr>
+        <w:t xml:space="preserve">deploy_connector.sh</w:t>
+      </w:r>
+      <w:r>
+        <w:t xml:space="preserve"> / </w:t>
+      </w:r>
+      <w:r>
+        <w:rPr>
+          <w:rFonts w:ascii="Consolas" w:cs="Consolas" w:eastAsia="Consolas" w:hAnsi="Consolas"/>
+          <w:color w:val="1B3A2B"/>
+          <w:sz w:val="18"/>
+          <w:szCs w:val="18"/>
+        </w:rPr>
+        <w:t xml:space="preserve">prove_connector.sh</w:t>
+      </w:r>
+      <w:r>
+        <w:t xml:space="preserve">, and a mock OAuth-protected system of record. Deployed separately from the spine.</w:t>
       </w:r>
     </w:p>
     <w:p>
@@ -1984,6 +2040,66 @@
       </w:tr>
     </w:tbl>
     <w:p>
+      <w:r>
+        <w:rPr>
+          <w:b/>
+          <w:bCs/>
+        </w:rPr>
+        <w:t xml:space="preserve">Optional connector (Step 5). </w:t>
+      </w:r>
+      <w:r>
+        <w:t xml:space="preserve">If deployed, the governed OAuth connector adds a mock system-of-record Lambda behind API Gateway (</w:t>
+      </w:r>
+      <w:r>
+        <w:rPr>
+          <w:rFonts w:ascii="Consolas" w:cs="Consolas" w:eastAsia="Consolas" w:hAnsi="Consolas"/>
+          <w:color w:val="1B3A2B"/>
+          <w:sz w:val="18"/>
+          <w:szCs w:val="18"/>
+        </w:rPr>
+        <w:t xml:space="preserve">pv-sor-api</w:t>
+      </w:r>
+      <w:r>
+        <w:t xml:space="preserve">), an AgentCore Identity OAuth2 credential provider (</w:t>
+      </w:r>
+      <w:r>
+        <w:rPr>
+          <w:rFonts w:ascii="Consolas" w:cs="Consolas" w:eastAsia="Consolas" w:hAnsi="Consolas"/>
+          <w:color w:val="1B3A2B"/>
+          <w:sz w:val="18"/>
+          <w:szCs w:val="18"/>
+        </w:rPr>
+        <w:t xml:space="preserve">pv-sor-oauth</w:t>
+      </w:r>
+      <w:r>
+        <w:t xml:space="preserve">) and workload identity (</w:t>
+      </w:r>
+      <w:r>
+        <w:rPr>
+          <w:rFonts w:ascii="Consolas" w:cs="Consolas" w:eastAsia="Consolas" w:hAnsi="Consolas"/>
+          <w:color w:val="1B3A2B"/>
+          <w:sz w:val="18"/>
+          <w:szCs w:val="18"/>
+        </w:rPr>
+        <w:t xml:space="preserve">pv-verify-source-wi</w:t>
+      </w:r>
+      <w:r>
+        <w:t xml:space="preserve">), a Cognito M2M domain and resource server on the agent’s pool, and the governed </w:t>
+      </w:r>
+      <w:r>
+        <w:rPr>
+          <w:rFonts w:ascii="Consolas" w:cs="Consolas" w:eastAsia="Consolas" w:hAnsi="Consolas"/>
+          <w:color w:val="1B3A2B"/>
+          <w:sz w:val="18"/>
+          <w:szCs w:val="18"/>
+        </w:rPr>
+        <w:t xml:space="preserve">verify_source</w:t>
+      </w:r>
+      <w:r>
+        <w:t xml:space="preserve"> tool. Torn down separately — see §7.</w:t>
+      </w:r>
+    </w:p>
+    <w:p>
       <w:pPr>
         <w:pStyle w:val="Heading1"/>
       </w:pPr>
@@ -2792,6 +2908,140 @@
       </w:r>
       <w:r>
         <w:t xml:space="preserve">.</w:t>
+      </w:r>
+    </w:p>
+    <w:p>
+      <w:pPr>
+        <w:pStyle w:val="Heading2"/>
+      </w:pPr>
+      <w:r>
+        <w:t xml:space="preserve">Step 5 (optional) — Adversarial proof and the governed OAuth connector</w:t>
+      </w:r>
+    </w:p>
+    <w:p>
+      <w:r>
+        <w:t xml:space="preserve">Two optional proofs that deepen the evidence. The red-team harness re-runs the governed workflow under adversarial inputs (prompt injection, forbidden-tool coaxing, attempts to act on unmasked data) and shows every control holds — the mask-before forbids and no-self-commit fire by name:</w:t>
+      </w:r>
+    </w:p>
+    <w:p>
+      <w:pPr>
+        <w:pStyle w:val="Code"/>
+        <w:pBdr>
+          <w:top w:val="single" w:color="DDE6DE" w:sz="4" w:space="3"/>
+          <w:bottom w:val="single" w:color="DDE6DE" w:sz="4" w:space="3"/>
+          <w:left w:val="single" w:color="0B8F72" w:sz="18" w:space="6"/>
+        </w:pBdr>
+        <w:shd w:fill="F0F4F1" w:val="clear"/>
+        <w:spacing w:after="140" w:before="40" w:line="240"/>
+      </w:pPr>
+      <w:r>
+        <w:rPr>
+          <w:rFonts w:ascii="Consolas" w:cs="Consolas" w:eastAsia="Consolas" w:hAnsi="Consolas"/>
+          <w:sz w:val="17"/>
+          <w:szCs w:val="17"/>
+        </w:rPr>
+        <w:t xml:space="preserve">bash lib/engine/redteam.sh agents/pharmacovigilance          # adversarial proof: governance holds under attack</w:t>
+      </w:r>
+    </w:p>
+    <w:p>
+      <w:r>
+        <w:t xml:space="preserve">The connector proves the agent authenticates to a real, OAuth2-protected dependency without holding a secret. </w:t>
+      </w:r>
+      <w:r>
+        <w:rPr>
+          <w:rFonts w:ascii="Consolas" w:cs="Consolas" w:eastAsia="Consolas" w:hAnsi="Consolas"/>
+          <w:color w:val="1B3A2B"/>
+          <w:sz w:val="18"/>
+          <w:szCs w:val="18"/>
+        </w:rPr>
+        <w:t xml:space="preserve">deploy_connector.sh</w:t>
+      </w:r>
+      <w:r>
+        <w:t xml:space="preserve"> stands up a mock system of record (</w:t>
+      </w:r>
+      <w:r>
+        <w:rPr>
+          <w:rFonts w:ascii="Consolas" w:cs="Consolas" w:eastAsia="Consolas" w:hAnsi="Consolas"/>
+          <w:color w:val="1B3A2B"/>
+          <w:sz w:val="18"/>
+          <w:szCs w:val="18"/>
+        </w:rPr>
+        <w:t xml:space="preserve">MOCK-Argus-SafetyDB</w:t>
+      </w:r>
+      <w:r>
+        <w:t xml:space="preserve">) behind API Gateway, an AgentCore Identity OAuth2 credential provider + workload identity, and the governed </w:t>
+      </w:r>
+      <w:r>
+        <w:rPr>
+          <w:rFonts w:ascii="Consolas" w:cs="Consolas" w:eastAsia="Consolas" w:hAnsi="Consolas"/>
+          <w:color w:val="1B3A2B"/>
+          <w:sz w:val="18"/>
+          <w:szCs w:val="18"/>
+        </w:rPr>
+        <w:t xml:space="preserve">verify_source</w:t>
+      </w:r>
+      <w:r>
+        <w:t xml:space="preserve"> tool. </w:t>
+      </w:r>
+      <w:r>
+        <w:rPr>
+          <w:rFonts w:ascii="Consolas" w:cs="Consolas" w:eastAsia="Consolas" w:hAnsi="Consolas"/>
+          <w:color w:val="1B3A2B"/>
+          <w:sz w:val="18"/>
+          <w:szCs w:val="18"/>
+        </w:rPr>
+        <w:t xml:space="preserve">prove_connector.sh</w:t>
+      </w:r>
+      <w:r>
+        <w:t xml:space="preserve"> mints a token through Identity and shows the SoR rejects unauthenticated calls, the tool holds no secret, and Cedar deny-by-default extends to the connector. The mock SoR verifies the token’s </w:t>
+      </w:r>
+      <w:r>
+        <w:rPr>
+          <w:b/>
+          <w:bCs/>
+        </w:rPr>
+        <w:t xml:space="preserve">RS256 signature against the Cognito JWKS</w:t>
+      </w:r>
+      <w:r>
+        <w:t xml:space="preserve"> (not just its claims), so a forged or tampered token is rejected:</w:t>
+      </w:r>
+    </w:p>
+    <w:p>
+      <w:pPr>
+        <w:pStyle w:val="Code"/>
+        <w:pBdr>
+          <w:top w:val="single" w:color="DDE6DE" w:sz="4" w:space="3"/>
+          <w:left w:val="single" w:color="0B8F72" w:sz="18" w:space="6"/>
+        </w:pBdr>
+        <w:shd w:fill="F0F4F1" w:val="clear"/>
+        <w:spacing w:after="0" w:before="40" w:line="240"/>
+      </w:pPr>
+      <w:r>
+        <w:rPr>
+          <w:rFonts w:ascii="Consolas" w:cs="Consolas" w:eastAsia="Consolas" w:hAnsi="Consolas"/>
+          <w:sz w:val="17"/>
+          <w:szCs w:val="17"/>
+        </w:rPr>
+        <w:t xml:space="preserve">bash lib/connector/deploy_connector.sh agents/pharmacovigilance   # mock SoR + Identity OAuth provider + verify_source</w:t>
+      </w:r>
+    </w:p>
+    <w:p>
+      <w:pPr>
+        <w:pStyle w:val="Code"/>
+        <w:pBdr>
+          <w:bottom w:val="single" w:color="DDE6DE" w:sz="4" w:space="3"/>
+          <w:left w:val="single" w:color="0B8F72" w:sz="18" w:space="6"/>
+        </w:pBdr>
+        <w:shd w:fill="F0F4F1" w:val="clear"/>
+        <w:spacing w:after="140" w:before="0" w:line="240"/>
+      </w:pPr>
+      <w:r>
+        <w:rPr>
+          <w:rFonts w:ascii="Consolas" w:cs="Consolas" w:eastAsia="Consolas" w:hAnsi="Consolas"/>
+          <w:sz w:val="17"/>
+          <w:szCs w:val="17"/>
+        </w:rPr>
+        <w:t xml:space="preserve">bash lib/connector/prove_connector.sh  agents/pharmacovigilance   # OAuth + RS256/JWKS + no stored secret + deny-by-default</w:t>
       </w:r>
     </w:p>
     <w:p>
@@ -3943,6 +4193,146 @@
           <w:szCs w:val="17"/>
         </w:rPr>
         <w:t xml:space="preserve">#   remove the Cognito pool, and from lib/runtime: agentcore destroy</w:t>
+      </w:r>
+    </w:p>
+    <w:p>
+      <w:r>
+        <w:rPr>
+          <w:b/>
+          <w:bCs/>
+        </w:rPr>
+        <w:t xml:space="preserve">If you deployed the connector (Step 5), </w:t>
+      </w:r>
+      <w:r>
+        <w:t xml:space="preserve">tear its resources down too — </w:t>
+      </w:r>
+      <w:r>
+        <w:rPr>
+          <w:rFonts w:ascii="Consolas" w:cs="Consolas" w:eastAsia="Consolas" w:hAnsi="Consolas"/>
+          <w:color w:val="1B3A2B"/>
+          <w:sz w:val="18"/>
+          <w:szCs w:val="18"/>
+        </w:rPr>
+        <w:t xml:space="preserve">destroy.sh</w:t>
+      </w:r>
+      <w:r>
+        <w:t xml:space="preserve"> removes the </w:t>
+      </w:r>
+      <w:r>
+        <w:rPr>
+          <w:rFonts w:ascii="Consolas" w:cs="Consolas" w:eastAsia="Consolas" w:hAnsi="Consolas"/>
+          <w:color w:val="1B3A2B"/>
+          <w:sz w:val="18"/>
+          <w:szCs w:val="18"/>
+        </w:rPr>
+        <w:t xml:space="preserve">pv-sor-api</w:t>
+      </w:r>
+      <w:r>
+        <w:t xml:space="preserve"> and </w:t>
+      </w:r>
+      <w:r>
+        <w:rPr>
+          <w:rFonts w:ascii="Consolas" w:cs="Consolas" w:eastAsia="Consolas" w:hAnsi="Consolas"/>
+          <w:color w:val="1B3A2B"/>
+          <w:sz w:val="18"/>
+          <w:szCs w:val="18"/>
+        </w:rPr>
+        <w:t xml:space="preserve">pv-verify-source</w:t>
+      </w:r>
+      <w:r>
+        <w:t xml:space="preserve"> Lambdas with the spine, but the API, the Identity provider and workload identity, the connector role, and the connector’s Cognito artifacts persist:</w:t>
+      </w:r>
+    </w:p>
+    <w:p>
+      <w:pPr>
+        <w:pStyle w:val="Code"/>
+        <w:pBdr>
+          <w:top w:val="single" w:color="DDE6DE" w:sz="4" w:space="3"/>
+          <w:left w:val="single" w:color="0B8F72" w:sz="18" w:space="6"/>
+        </w:pBdr>
+        <w:shd w:fill="F0F4F1" w:val="clear"/>
+        <w:spacing w:after="0" w:before="40" w:line="240"/>
+      </w:pPr>
+      <w:r>
+        <w:rPr>
+          <w:rFonts w:ascii="Consolas" w:cs="Consolas" w:eastAsia="Consolas" w:hAnsi="Consolas"/>
+          <w:sz w:val="17"/>
+          <w:szCs w:val="17"/>
+        </w:rPr>
+        <w:t xml:space="preserve">aws apigatewayv2 delete-api --api-id &lt;pv-sor-api id&gt; --region us-east-1</w:t>
+      </w:r>
+    </w:p>
+    <w:p>
+      <w:pPr>
+        <w:pStyle w:val="Code"/>
+        <w:pBdr>
+          <w:left w:val="single" w:color="0B8F72" w:sz="18" w:space="6"/>
+        </w:pBdr>
+        <w:shd w:fill="F0F4F1" w:val="clear"/>
+        <w:spacing w:after="0" w:before="0" w:line="240"/>
+      </w:pPr>
+      <w:r>
+        <w:rPr>
+          <w:rFonts w:ascii="Consolas" w:cs="Consolas" w:eastAsia="Consolas" w:hAnsi="Consolas"/>
+          <w:sz w:val="17"/>
+          <w:szCs w:val="17"/>
+        </w:rPr>
+        <w:t xml:space="preserve">aws bedrock-agentcore-control delete-oauth2-credential-provider --name pv-sor-oauth --region us-east-1</w:t>
+      </w:r>
+    </w:p>
+    <w:p>
+      <w:pPr>
+        <w:pStyle w:val="Code"/>
+        <w:pBdr>
+          <w:left w:val="single" w:color="0B8F72" w:sz="18" w:space="6"/>
+        </w:pBdr>
+        <w:shd w:fill="F0F4F1" w:val="clear"/>
+        <w:spacing w:after="0" w:before="0" w:line="240"/>
+      </w:pPr>
+      <w:r>
+        <w:rPr>
+          <w:rFonts w:ascii="Consolas" w:cs="Consolas" w:eastAsia="Consolas" w:hAnsi="Consolas"/>
+          <w:sz w:val="17"/>
+          <w:szCs w:val="17"/>
+        </w:rPr>
+        <w:t xml:space="preserve">aws bedrock-agentcore-control delete-workload-identity --name pv-verify-source-wi --region us-east-1</w:t>
+      </w:r>
+    </w:p>
+    <w:p>
+      <w:pPr>
+        <w:pStyle w:val="Code"/>
+        <w:pBdr>
+          <w:left w:val="single" w:color="0B8F72" w:sz="18" w:space="6"/>
+        </w:pBdr>
+        <w:shd w:fill="F0F4F1" w:val="clear"/>
+        <w:spacing w:after="0" w:before="0" w:line="240"/>
+      </w:pPr>
+      <w:r>
+        <w:rPr>
+          <w:rFonts w:ascii="Consolas" w:cs="Consolas" w:eastAsia="Consolas" w:hAnsi="Consolas"/>
+          <w:sz w:val="17"/>
+          <w:szCs w:val="17"/>
+        </w:rPr>
+        <w:t xml:space="preserve">aws iam delete-role --role-name pv-connector-exec        # detach its policies first</w:t>
+      </w:r>
+    </w:p>
+    <w:p>
+      <w:pPr>
+        <w:pStyle w:val="Code"/>
+        <w:pBdr>
+          <w:bottom w:val="single" w:color="DDE6DE" w:sz="4" w:space="3"/>
+          <w:left w:val="single" w:color="0B8F72" w:sz="18" w:space="6"/>
+        </w:pBdr>
+        <w:shd w:fill="F0F4F1" w:val="clear"/>
+        <w:spacing w:after="140" w:before="0" w:line="240"/>
+      </w:pPr>
+      <w:r>
+        <w:rPr>
+          <w:rFonts w:ascii="Consolas" w:cs="Consolas" w:eastAsia="Consolas" w:hAnsi="Consolas"/>
+          <w:sz w:val="17"/>
+          <w:szCs w:val="17"/>
+        </w:rPr>
+        <w:t xml:space="preserve"># the connector Cognito domain (pv-sor-&lt;acct&gt;), M2M app client, and resource server go with the user pool</w:t>
       </w:r>
     </w:p>
     <w:tbl>

--- a/docs/PV-AgentCore-SA-Runbook.docx
+++ b/docs/PV-AgentCore-SA-Runbook.docx
@@ -65,7 +65,7 @@
           <w:sz w:val="19"/>
           <w:szCs w:val="19"/>
         </w:rPr>
-        <w:t xml:space="preserve">Step-by-step deployment of the governed pharmacovigilance (drug-safety) ICSR-intake accelerator into an AWS account — identity, governance spine, tools, and the Runtime agent — from one manifest. Region: us-east-1. Accelerator reference; not a validated or production-certified system. Version 1.1 · 2026.</w:t>
+        <w:t xml:space="preserve">Step-by-step deployment of the governed pharmacovigilance (drug-safety) ICSR-intake accelerator into an AWS account — identity, governance spine, tools, and the Runtime agent — from one manifest. Region: us-east-1. Accelerator reference; not a validated or production-certified system. Version 1.2 · 2026.</w:t>
       </w:r>
     </w:p>
     <w:p>
@@ -1241,6 +1241,59 @@
       </w:r>
       <w:r>
         <w:t xml:space="preserve">, and a mock OAuth-protected system of record. Deployed separately from the spine.</w:t>
+      </w:r>
+    </w:p>
+    <w:p>
+      <w:pPr>
+        <w:pStyle w:val="ListParagraph"/>
+        <w:numPr>
+          <w:ilvl w:val="0"/>
+          <w:numId w:val="1"/>
+        </w:numPr>
+        <w:spacing w:after="70" w:line="260"/>
+      </w:pPr>
+      <w:r>
+        <w:rPr>
+          <w:b/>
+          <w:bCs/>
+        </w:rPr>
+        <w:t xml:space="preserve">Corporate SSO (optional). </w:t>
+      </w:r>
+      <w:r>
+        <w:rPr>
+          <w:rFonts w:ascii="Consolas" w:cs="Consolas" w:eastAsia="Consolas" w:hAnsi="Consolas"/>
+          <w:color w:val="1B3A2B"/>
+          <w:sz w:val="18"/>
+          <w:szCs w:val="18"/>
+        </w:rPr>
+        <w:t xml:space="preserve">lib/engine/deploy_federation.sh</w:t>
+      </w:r>
+      <w:r>
+        <w:t xml:space="preserve"> + </w:t>
+      </w:r>
+      <w:r>
+        <w:rPr>
+          <w:rFonts w:ascii="Consolas" w:cs="Consolas" w:eastAsia="Consolas" w:hAnsi="Consolas"/>
+          <w:color w:val="1B3A2B"/>
+          <w:sz w:val="18"/>
+          <w:szCs w:val="18"/>
+        </w:rPr>
+        <w:t xml:space="preserve">lib/controls/idp_group_mapper.py</w:t>
+      </w:r>
+      <w:r>
+        <w:t xml:space="preserve"> federate an external OIDC/SAML IdP (Okta / Entra) into the pool so employees sign in with SSO and hit the SAME Cedar policies as the built-in users — see </w:t>
+      </w:r>
+      <w:r>
+        <w:rPr>
+          <w:rFonts w:ascii="Consolas" w:cs="Consolas" w:eastAsia="Consolas" w:hAnsi="Consolas"/>
+          <w:color w:val="1B3A2B"/>
+          <w:sz w:val="18"/>
+          <w:szCs w:val="18"/>
+        </w:rPr>
+        <w:t xml:space="preserve">docs/IdP-Federation-Reference.md</w:t>
+      </w:r>
+      <w:r>
+        <w:t xml:space="preserve">.</w:t>
       </w:r>
     </w:p>
     <w:p>
@@ -1781,7 +1834,7 @@
                 <w:sz w:val="19"/>
                 <w:szCs w:val="19"/>
               </w:rPr>
-              <w:t xml:space="preserve">DynamoDB pv-audit (append-only) + S3 Object Lock bucket pv-audit-worm-&lt;acct&gt;-&lt;region&gt;</w:t>
+              <w:t xml:space="preserve">DynamoDB pv-audit (append-only) + S3 Object Lock bucket pv-audit-worm-&lt;acct&gt;-&lt;region&gt;; each record hash-chained (tamper-evident)</w:t>
             </w:r>
           </w:p>
         </w:tc>
@@ -2447,6 +2500,52 @@
       </w:tr>
     </w:tbl>
     <w:p>
+      <w:r>
+        <w:rPr>
+          <w:b/>
+          <w:bCs/>
+        </w:rPr>
+        <w:t xml:space="preserve">Tamper-evident audit. </w:t>
+      </w:r>
+      <w:r>
+        <w:t xml:space="preserve">The demo also proves the audit ledger is </w:t>
+      </w:r>
+      <w:r>
+        <w:rPr>
+          <w:b/>
+          <w:bCs/>
+        </w:rPr>
+        <w:t xml:space="preserve">hash-chained</w:t>
+      </w:r>
+      <w:r>
+        <w:t xml:space="preserve">: each record embeds the prior record’s hash (</w:t>
+      </w:r>
+      <w:r>
+        <w:rPr>
+          <w:rFonts w:ascii="Consolas" w:cs="Consolas" w:eastAsia="Consolas" w:hAnsi="Consolas"/>
+          <w:color w:val="1B3A2B"/>
+          <w:sz w:val="18"/>
+          <w:szCs w:val="18"/>
+        </w:rPr>
+        <w:t xml:space="preserve">chain_hash = SHA-256(prev_hash + entry_hash)</w:t>
+      </w:r>
+      <w:r>
+        <w:t xml:space="preserve">), so editing, reordering, or deleting any record breaks every link after it — on top of the append-only + Object-Lock guarantees. </w:t>
+      </w:r>
+      <w:r>
+        <w:rPr>
+          <w:rFonts w:ascii="Consolas" w:cs="Consolas" w:eastAsia="Consolas" w:hAnsi="Consolas"/>
+          <w:color w:val="1B3A2B"/>
+          <w:sz w:val="18"/>
+          <w:szCs w:val="18"/>
+        </w:rPr>
+        <w:t xml:space="preserve">lib/controls/verify_chain.py</w:t>
+      </w:r>
+      <w:r>
+        <w:t xml:space="preserve"> replays the links and reports INTACT or the first broken record.</w:t>
+      </w:r>
+    </w:p>
+    <w:p>
       <w:pPr>
         <w:pStyle w:val="Heading2"/>
       </w:pPr>
@@ -3042,6 +3141,200 @@
           <w:szCs w:val="17"/>
         </w:rPr>
         <w:t xml:space="preserve">bash lib/connector/prove_connector.sh  agents/pharmacovigilance   # OAuth + RS256/JWKS + no stored secret + deny-by-default</w:t>
+      </w:r>
+    </w:p>
+    <w:p>
+      <w:pPr>
+        <w:pStyle w:val="Heading2"/>
+      </w:pPr>
+      <w:r>
+        <w:t xml:space="preserve">Step 6 (optional) — Federate your corporate IdP (SSO)</w:t>
+      </w:r>
+    </w:p>
+    <w:p>
+      <w:r>
+        <w:t xml:space="preserve">Swap the built-in test users for real employees from Okta / Microsoft Entra / any OIDC or SAML IdP, WITHOUT changing a Cedar policy. A Cognito Pre-Token-Generation Lambda (</w:t>
+      </w:r>
+      <w:r>
+        <w:rPr>
+          <w:rFonts w:ascii="Consolas" w:cs="Consolas" w:eastAsia="Consolas" w:hAnsi="Consolas"/>
+          <w:color w:val="1B3A2B"/>
+          <w:sz w:val="18"/>
+          <w:szCs w:val="18"/>
+        </w:rPr>
+        <w:t xml:space="preserve">idp_group_mapper.py</w:t>
+      </w:r>
+      <w:r>
+        <w:t xml:space="preserve">) maps the IdP’s group claim into </w:t>
+      </w:r>
+      <w:r>
+        <w:rPr>
+          <w:rFonts w:ascii="Consolas" w:cs="Consolas" w:eastAsia="Consolas" w:hAnsi="Consolas"/>
+          <w:color w:val="1B3A2B"/>
+          <w:sz w:val="18"/>
+          <w:szCs w:val="18"/>
+        </w:rPr>
+        <w:t xml:space="preserve">cognito:groups</w:t>
+      </w:r>
+      <w:r>
+        <w:t xml:space="preserve">, so the existing </w:t>
+      </w:r>
+      <w:r>
+        <w:rPr>
+          <w:rFonts w:ascii="Consolas" w:cs="Consolas" w:eastAsia="Consolas" w:hAnsi="Consolas"/>
+          <w:color w:val="1B3A2B"/>
+          <w:sz w:val="18"/>
+          <w:szCs w:val="18"/>
+        </w:rPr>
+        <w:t xml:space="preserve">pv_reviewer_permit</w:t>
+      </w:r>
+      <w:r>
+        <w:t xml:space="preserve"> authorizes federated users; a user whose groups map to nothing gets no role, so deny-by-default still holds. Idempotent and independent of the spine.</w:t>
+      </w:r>
+    </w:p>
+    <w:p>
+      <w:pPr>
+        <w:pStyle w:val="Code"/>
+        <w:pBdr>
+          <w:top w:val="single" w:color="DDE6DE" w:sz="4" w:space="3"/>
+          <w:left w:val="single" w:color="0B8F72" w:sz="18" w:space="6"/>
+        </w:pBdr>
+        <w:shd w:fill="F0F4F1" w:val="clear"/>
+        <w:spacing w:after="0" w:before="40" w:line="240"/>
+      </w:pPr>
+      <w:r>
+        <w:rPr>
+          <w:rFonts w:ascii="Consolas" w:cs="Consolas" w:eastAsia="Consolas" w:hAnsi="Consolas"/>
+          <w:sz w:val="17"/>
+          <w:szCs w:val="17"/>
+        </w:rPr>
+        <w:t xml:space="preserve"># OIDC (Okta / Entra / Ping …):</w:t>
+      </w:r>
+    </w:p>
+    <w:p>
+      <w:pPr>
+        <w:pStyle w:val="Code"/>
+        <w:pBdr>
+          <w:left w:val="single" w:color="0B8F72" w:sz="18" w:space="6"/>
+        </w:pBdr>
+        <w:shd w:fill="F0F4F1" w:val="clear"/>
+        <w:spacing w:after="0" w:before="0" w:line="240"/>
+      </w:pPr>
+      <w:r>
+        <w:rPr>
+          <w:rFonts w:ascii="Consolas" w:cs="Consolas" w:eastAsia="Consolas" w:hAnsi="Consolas"/>
+          <w:sz w:val="17"/>
+          <w:szCs w:val="17"/>
+        </w:rPr>
+        <w:t xml:space="preserve">IDP_TYPE=oidc IDP_NAME=Okta OIDC_ISSUER=https://&lt;org&gt;.okta.com \</w:t>
+      </w:r>
+    </w:p>
+    <w:p>
+      <w:pPr>
+        <w:pStyle w:val="Code"/>
+        <w:pBdr>
+          <w:left w:val="single" w:color="0B8F72" w:sz="18" w:space="6"/>
+        </w:pBdr>
+        <w:shd w:fill="F0F4F1" w:val="clear"/>
+        <w:spacing w:after="0" w:before="0" w:line="240"/>
+      </w:pPr>
+      <w:r>
+        <w:rPr>
+          <w:rFonts w:ascii="Consolas" w:cs="Consolas" w:eastAsia="Consolas" w:hAnsi="Consolas"/>
+          <w:sz w:val="17"/>
+          <w:szCs w:val="17"/>
+        </w:rPr>
+        <w:t xml:space="preserve">  OIDC_CLIENT_ID=&lt;id&gt; OIDC_CLIENT_SECRET=&lt;secret&gt; GROUPS_CLAIM=groups \</w:t>
+      </w:r>
+    </w:p>
+    <w:p>
+      <w:pPr>
+        <w:pStyle w:val="Code"/>
+        <w:pBdr>
+          <w:left w:val="single" w:color="0B8F72" w:sz="18" w:space="6"/>
+        </w:pBdr>
+        <w:shd w:fill="F0F4F1" w:val="clear"/>
+        <w:spacing w:after="0" w:before="0" w:line="240"/>
+      </w:pPr>
+      <w:r>
+        <w:rPr>
+          <w:rFonts w:ascii="Consolas" w:cs="Consolas" w:eastAsia="Consolas" w:hAnsi="Consolas"/>
+          <w:sz w:val="17"/>
+          <w:szCs w:val="17"/>
+        </w:rPr>
+        <w:t xml:space="preserve">  GROUP_MAP='{"SafetyReviewers":"pv_reviewer"}' \</w:t>
+      </w:r>
+    </w:p>
+    <w:p>
+      <w:pPr>
+        <w:pStyle w:val="Code"/>
+        <w:pBdr>
+          <w:left w:val="single" w:color="0B8F72" w:sz="18" w:space="6"/>
+        </w:pBdr>
+        <w:shd w:fill="F0F4F1" w:val="clear"/>
+        <w:spacing w:after="0" w:before="0" w:line="240"/>
+      </w:pPr>
+      <w:r>
+        <w:rPr>
+          <w:rFonts w:ascii="Consolas" w:cs="Consolas" w:eastAsia="Consolas" w:hAnsi="Consolas"/>
+          <w:sz w:val="17"/>
+          <w:szCs w:val="17"/>
+        </w:rPr>
+        <w:t xml:space="preserve">  bash lib/engine/deploy_federation.sh agents/pharmacovigilance</w:t>
+      </w:r>
+    </w:p>
+    <w:p>
+      <w:pPr>
+        <w:pStyle w:val="Code"/>
+        <w:pBdr>
+          <w:left w:val="single" w:color="0B8F72" w:sz="18" w:space="6"/>
+        </w:pBdr>
+        <w:shd w:fill="F0F4F1" w:val="clear"/>
+        <w:spacing w:after="0" w:before="0" w:line="240"/>
+      </w:pPr>
+      <w:r>
+        <w:rPr>
+          <w:rFonts w:ascii="Consolas" w:cs="Consolas" w:eastAsia="Consolas" w:hAnsi="Consolas"/>
+          <w:sz w:val="17"/>
+          <w:szCs w:val="17"/>
+        </w:rPr>
+        <w:t xml:space="preserve"># tear the federation back down (keeps the base pool + test users):</w:t>
+      </w:r>
+    </w:p>
+    <w:p>
+      <w:pPr>
+        <w:pStyle w:val="Code"/>
+        <w:pBdr>
+          <w:bottom w:val="single" w:color="DDE6DE" w:sz="4" w:space="3"/>
+          <w:left w:val="single" w:color="0B8F72" w:sz="18" w:space="6"/>
+        </w:pBdr>
+        <w:shd w:fill="F0F4F1" w:val="clear"/>
+        <w:spacing w:after="140" w:before="0" w:line="240"/>
+      </w:pPr>
+      <w:r>
+        <w:rPr>
+          <w:rFonts w:ascii="Consolas" w:cs="Consolas" w:eastAsia="Consolas" w:hAnsi="Consolas"/>
+          <w:sz w:val="17"/>
+          <w:szCs w:val="17"/>
+        </w:rPr>
+        <w:t xml:space="preserve">DESTROY=1 IDP_NAME=Okta bash lib/engine/deploy_federation.sh agents/pharmacovigilance</w:t>
+      </w:r>
+    </w:p>
+    <w:p>
+      <w:r>
+        <w:t xml:space="preserve">Full recipe (SAML too), the group→role mapping, and the adopter-owns boundary: </w:t>
+      </w:r>
+      <w:r>
+        <w:rPr>
+          <w:rFonts w:ascii="Consolas" w:cs="Consolas" w:eastAsia="Consolas" w:hAnsi="Consolas"/>
+          <w:color w:val="1B3A2B"/>
+          <w:sz w:val="18"/>
+          <w:szCs w:val="18"/>
+        </w:rPr>
+        <w:t xml:space="preserve">docs/IdP-Federation-Reference.md</w:t>
+      </w:r>
+      <w:r>
+        <w:t xml:space="preserve">.</w:t>
       </w:r>
     </w:p>
     <w:p>
@@ -4124,6 +4417,43 @@
       </w:r>
       <w:r>
         <w:t xml:space="preserve"> shows per-step, identity-tagged logs.</w:t>
+      </w:r>
+    </w:p>
+    <w:p>
+      <w:pPr>
+        <w:pStyle w:val="ListParagraph"/>
+        <w:numPr>
+          <w:ilvl w:val="0"/>
+          <w:numId w:val="1"/>
+        </w:numPr>
+        <w:spacing w:after="70" w:line="260"/>
+      </w:pPr>
+      <w:r>
+        <w:t xml:space="preserve">Tamper-evident audit: </w:t>
+      </w:r>
+      <w:r>
+        <w:rPr>
+          <w:rFonts w:ascii="Consolas" w:cs="Consolas" w:eastAsia="Consolas" w:hAnsi="Consolas"/>
+          <w:color w:val="1B3A2B"/>
+          <w:sz w:val="18"/>
+          <w:szCs w:val="18"/>
+        </w:rPr>
+        <w:t xml:space="preserve">lib/controls/verify_chain.py</w:t>
+      </w:r>
+      <w:r>
+        <w:t xml:space="preserve"> on a case’s records reports </w:t>
+      </w:r>
+      <w:r>
+        <w:rPr>
+          <w:rFonts w:ascii="Consolas" w:cs="Consolas" w:eastAsia="Consolas" w:hAnsi="Consolas"/>
+          <w:color w:val="1B3A2B"/>
+          <w:sz w:val="18"/>
+          <w:szCs w:val="18"/>
+        </w:rPr>
+        <w:t xml:space="preserve">intact: true</w:t>
+      </w:r>
+      <w:r>
+        <w:t xml:space="preserve">; altering any record makes it report the first broken link.</w:t>
       </w:r>
     </w:p>
     <w:p>

--- a/docs/PV-AgentCore-SA-Runbook.docx
+++ b/docs/PV-AgentCore-SA-Runbook.docx
@@ -305,7 +305,7 @@
     </w:p>
     <w:p>
       <w:r>
-        <w:t xml:space="preserve">The whole spine deploys with one command, proves itself with a 30-check governance demo (and a 7/7 red-team harness), and tears down with zero residual. Everything is driven from </w:t>
+        <w:t xml:space="preserve">The whole spine deploys with one command, proves itself with a 32-check governance demo (and a 7/7 red-team harness), and tears down with zero residual. Everything is driven from </w:t>
       </w:r>
       <w:r>
         <w:rPr>
@@ -2550,12 +2550,12 @@
         <w:pStyle w:val="Heading2"/>
       </w:pPr>
       <w:r>
-        <w:t xml:space="preserve">Step 3 — Prove the governance (30 checks)</w:t>
-      </w:r>
-    </w:p>
-    <w:p>
-      <w:r>
-        <w:t xml:space="preserve">Mints safety-reviewer and outsider tokens and exercises the full governed workflow live, in ENFORCE mode. Expect 30 passed / 0 failed.</w:t>
+        <w:t xml:space="preserve">Step 3 — Prove the governance (32 checks)</w:t>
+      </w:r>
+    </w:p>
+    <w:p>
+      <w:r>
+        <w:t xml:space="preserve">Mints safety-reviewer and outsider tokens and exercises the full governed workflow live, in ENFORCE mode. Expect 32 passed / 0 failed.</w:t>
       </w:r>
     </w:p>
     <w:p>
@@ -4314,7 +4314,7 @@
           <w:sz w:val="18"/>
           <w:szCs w:val="18"/>
         </w:rPr>
-        <w:t xml:space="preserve">30 passed, 0 failed</w:t>
+        <w:t xml:space="preserve">32 passed, 0 failed</w:t>
       </w:r>
       <w:r>
         <w:t xml:space="preserve"> / </w:t>

--- a/docs/PV-AgentCore-SA-Runbook.docx
+++ b/docs/PV-AgentCore-SA-Runbook.docx
@@ -305,7 +305,7 @@
     </w:p>
     <w:p>
       <w:r>
-        <w:t xml:space="preserve">The whole spine deploys with one command, proves itself with a 32-check governance demo (and a 7/7 red-team harness), and tears down with zero residual. Everything is driven from </w:t>
+        <w:t xml:space="preserve">The whole spine deploys with one command, proves itself with a governance demo, and is covered by a 121-test offline suite (23 CDK security assertions) plus a live clean-account validation run, and tears down with zero residual. Everything is driven from </w:t>
       </w:r>
       <w:r>
         <w:rPr>
@@ -502,7 +502,7 @@
         <w:t xml:space="preserve">openfda_lookup</w:t>
       </w:r>
       <w:r>
-        <w:t xml:space="preserve"> tool calls the public openFDA drug-event (FAERS) API over HTTPS (no API key; rate-limited; fails soft to a deterministic aggregate if egress is blocked).</w:t>
+        <w:t xml:space="preserve"> tool calls the public openFDA drug-event (FAERS) API over HTTPS (no API key; rate-limited; returns found:false / authoritative:false and never substitutes a fabricated aggregate if egress is blocked).</w:t>
       </w:r>
     </w:p>
     <w:p>

--- a/docs/PV-AgentCore-SA-Runbook.docx
+++ b/docs/PV-AgentCore-SA-Runbook.docx
@@ -305,7 +305,7 @@
     </w:p>
     <w:p>
       <w:r>
-        <w:t xml:space="preserve">The whole spine deploys with one command, proves itself with a governance demo, and is covered by a 121-test offline suite (23 CDK security assertions) plus a live clean-account validation run, and tears down with zero residual. Everything is driven from </w:t>
+        <w:t xml:space="preserve">The whole spine deploys with one command, proves itself with a governance demo, and is covered by a 124-test offline suite (23 CDK security assertions) plus a live clean-account validation run, and tears down with zero residual. Everything is driven from </w:t>
       </w:r>
       <w:r>
         <w:rPr>

--- a/docs/PV-AgentCore-SA-Runbook.docx
+++ b/docs/PV-AgentCore-SA-Runbook.docx
@@ -305,7 +305,7 @@
     </w:p>
     <w:p>
       <w:r>
-        <w:t xml:space="preserve">The whole spine deploys with one command, proves itself with a governance demo, and is covered by a 124-test offline suite (23 CDK security assertions) plus a live clean-account validation run, and tears down with zero residual. Everything is driven from </w:t>
+        <w:t xml:space="preserve">The whole spine deploys with one command, proves itself with a governance demo, and is covered by a 144-test offline suite (23 CDK security assertions) plus a live clean-account validation run, and tears down with zero residual. Everything is driven from </w:t>
       </w:r>
       <w:r>
         <w:rPr>

--- a/docs/PV-AgentCore-SA-Runbook.docx
+++ b/docs/PV-AgentCore-SA-Runbook.docx
@@ -305,7 +305,7 @@
     </w:p>
     <w:p>
       <w:r>
-        <w:t xml:space="preserve">The whole spine deploys with one command, proves itself with a governance demo, and is covered by a 144-test offline suite (23 CDK security assertions) plus a live clean-account validation run, and tears down with zero residual. Everything is driven from </w:t>
+        <w:t xml:space="preserve">The whole spine deploys with one command, proves itself with a governance demo, and is covered by a 327-test offline suite (48 CDK security assertions) plus a live clean-account validation run, and tears down with zero residual. Everything is driven from </w:t>
       </w:r>
       <w:r>
         <w:rPr>
@@ -852,7 +852,457 @@
         <w:pStyle w:val="Heading2"/>
       </w:pPr>
       <w:r>
-        <w:t xml:space="preserve">2.3 Project layout</w:t>
+        <w:t xml:space="preserve">2.4 Service quotas that bite</w:t>
+      </w:r>
+    </w:p>
+    <w:p>
+      <w:r>
+        <w:t xml:space="preserve">Two default quotas will stop this deployment before anything is wrong with it. Check both before you start; neither error names the deployment, and one of them cost four full-portfolio gate runs to diagnose.</w:t>
+      </w:r>
+    </w:p>
+    <w:tbl>
+      <w:tblPr>
+        <w:tblW w:type="dxa" w:w="10440"/>
+        <w:tblBorders>
+          <w:top w:val="single" w:color="C9D6DF" w:sz="2"/>
+          <w:left w:val="none"/>
+          <w:bottom w:val="single" w:color="C9D6DF" w:sz="2"/>
+          <w:right w:val="none"/>
+          <w:insideH w:val="single" w:color="C9D6DF" w:sz="2"/>
+          <w:insideV w:val="single" w:color="E6EDF1" w:sz="2"/>
+        </w:tblBorders>
+      </w:tblPr>
+      <w:tblGrid>
+        <w:gridCol w:w="2500"/>
+        <w:gridCol w:w="900"/>
+        <w:gridCol w:w="4200"/>
+        <w:gridCol w:w="2840"/>
+      </w:tblGrid>
+      <w:tr>
+        <w:trPr>
+          <w:tblHeader/>
+        </w:trPr>
+        <w:tc>
+          <w:tcPr>
+            <w:tcW w:type="dxa" w:w="2500"/>
+            <w:shd w:fill="0E2A47" w:val="clear"/>
+            <w:tcMar>
+              <w:top w:type="dxa" w:w="70"/>
+              <w:left w:type="dxa" w:w="110"/>
+              <w:bottom w:type="dxa" w:w="70"/>
+              <w:right w:type="dxa" w:w="110"/>
+            </w:tcMar>
+          </w:tcPr>
+          <w:p>
+            <w:pPr>
+              <w:spacing w:after="0"/>
+            </w:pPr>
+            <w:r>
+              <w:rPr>
+                <w:b/>
+                <w:bCs/>
+                <w:color w:val="FFFFFF"/>
+                <w:sz w:val="19"/>
+                <w:szCs w:val="19"/>
+              </w:rPr>
+              <w:t xml:space="preserve">Quota</w:t>
+            </w:r>
+          </w:p>
+        </w:tc>
+        <w:tc>
+          <w:tcPr>
+            <w:tcW w:type="dxa" w:w="900"/>
+            <w:shd w:fill="0E2A47" w:val="clear"/>
+            <w:tcMar>
+              <w:top w:type="dxa" w:w="70"/>
+              <w:left w:type="dxa" w:w="110"/>
+              <w:bottom w:type="dxa" w:w="70"/>
+              <w:right w:type="dxa" w:w="110"/>
+            </w:tcMar>
+          </w:tcPr>
+          <w:p>
+            <w:pPr>
+              <w:spacing w:after="0"/>
+            </w:pPr>
+            <w:r>
+              <w:rPr>
+                <w:b/>
+                <w:bCs/>
+                <w:color w:val="FFFFFF"/>
+                <w:sz w:val="19"/>
+                <w:szCs w:val="19"/>
+              </w:rPr>
+              <w:t xml:space="preserve">Default</w:t>
+            </w:r>
+          </w:p>
+        </w:tc>
+        <w:tc>
+          <w:tcPr>
+            <w:tcW w:type="dxa" w:w="4200"/>
+            <w:shd w:fill="0E2A47" w:val="clear"/>
+            <w:tcMar>
+              <w:top w:type="dxa" w:w="70"/>
+              <w:left w:type="dxa" w:w="110"/>
+              <w:bottom w:type="dxa" w:w="70"/>
+              <w:right w:type="dxa" w:w="110"/>
+            </w:tcMar>
+          </w:tcPr>
+          <w:p>
+            <w:pPr>
+              <w:spacing w:after="0"/>
+            </w:pPr>
+            <w:r>
+              <w:rPr>
+                <w:b/>
+                <w:bCs/>
+                <w:color w:val="FFFFFF"/>
+                <w:sz w:val="19"/>
+                <w:szCs w:val="19"/>
+              </w:rPr>
+              <w:t xml:space="preserve">What this deployment needs</w:t>
+            </w:r>
+          </w:p>
+        </w:tc>
+        <w:tc>
+          <w:tcPr>
+            <w:tcW w:type="dxa" w:w="2840"/>
+            <w:shd w:fill="0E2A47" w:val="clear"/>
+            <w:tcMar>
+              <w:top w:type="dxa" w:w="70"/>
+              <w:left w:type="dxa" w:w="110"/>
+              <w:bottom w:type="dxa" w:w="70"/>
+              <w:right w:type="dxa" w:w="110"/>
+            </w:tcMar>
+          </w:tcPr>
+          <w:p>
+            <w:pPr>
+              <w:spacing w:after="0"/>
+            </w:pPr>
+            <w:r>
+              <w:rPr>
+                <w:b/>
+                <w:bCs/>
+                <w:color w:val="FFFFFF"/>
+                <w:sz w:val="19"/>
+                <w:szCs w:val="19"/>
+              </w:rPr>
+              <w:t xml:space="preserve">Symptom if short</w:t>
+            </w:r>
+          </w:p>
+        </w:tc>
+      </w:tr>
+      <w:tr>
+        <w:tc>
+          <w:tcPr>
+            <w:tcW w:type="dxa" w:w="2500"/>
+            <w:shd w:fill="FFFFFF" w:val="clear"/>
+            <w:tcMar>
+              <w:top w:type="dxa" w:w="60"/>
+              <w:left w:type="dxa" w:w="110"/>
+              <w:bottom w:type="dxa" w:w="60"/>
+              <w:right w:type="dxa" w:w="110"/>
+            </w:tcMar>
+          </w:tcPr>
+          <w:p>
+            <w:pPr>
+              <w:spacing w:after="0" w:line="250"/>
+            </w:pPr>
+            <w:r>
+              <w:rPr>
+                <w:b/>
+                <w:bCs/>
+                <w:sz w:val="19"/>
+                <w:szCs w:val="19"/>
+              </w:rPr>
+              <w:t xml:space="preserve">CloudTrail: Trails per region</w:t>
+            </w:r>
+          </w:p>
+        </w:tc>
+        <w:tc>
+          <w:tcPr>
+            <w:tcW w:type="dxa" w:w="900"/>
+            <w:shd w:fill="FFFFFF" w:val="clear"/>
+            <w:tcMar>
+              <w:top w:type="dxa" w:w="60"/>
+              <w:left w:type="dxa" w:w="110"/>
+              <w:bottom w:type="dxa" w:w="60"/>
+              <w:right w:type="dxa" w:w="110"/>
+            </w:tcMar>
+          </w:tcPr>
+          <w:p>
+            <w:pPr>
+              <w:spacing w:after="0" w:line="250"/>
+            </w:pPr>
+            <w:r>
+              <w:rPr>
+                <w:sz w:val="19"/>
+                <w:szCs w:val="19"/>
+              </w:rPr>
+              <w:t xml:space="preserve">5</w:t>
+            </w:r>
+          </w:p>
+        </w:tc>
+        <w:tc>
+          <w:tcPr>
+            <w:tcW w:type="dxa" w:w="4200"/>
+            <w:shd w:fill="FFFFFF" w:val="clear"/>
+            <w:tcMar>
+              <w:top w:type="dxa" w:w="60"/>
+              <w:left w:type="dxa" w:w="110"/>
+              <w:bottom w:type="dxa" w:w="60"/>
+              <w:right w:type="dxa" w:w="110"/>
+            </w:tcMar>
+          </w:tcPr>
+          <w:p>
+            <w:pPr>
+              <w:spacing w:after="0" w:line="250"/>
+            </w:pPr>
+            <w:r>
+              <w:rPr>
+                <w:sz w:val="19"/>
+                <w:szCs w:val="19"/>
+              </w:rPr>
+              <w:t xml:space="preserve">TWO free slots per pack (an account-wide capture-all management trail, and a data-events trail writing to the WORM evidence bucket)</w:t>
+            </w:r>
+          </w:p>
+        </w:tc>
+        <w:tc>
+          <w:tcPr>
+            <w:tcW w:type="dxa" w:w="2840"/>
+            <w:shd w:fill="FFFFFF" w:val="clear"/>
+            <w:tcMar>
+              <w:top w:type="dxa" w:w="60"/>
+              <w:left w:type="dxa" w:w="110"/>
+              <w:bottom w:type="dxa" w:w="60"/>
+              <w:right w:type="dxa" w:w="110"/>
+            </w:tcMar>
+          </w:tcPr>
+          <w:p>
+            <w:pPr>
+              <w:spacing w:after="0" w:line="250"/>
+            </w:pPr>
+            <w:r>
+              <w:rPr>
+                <w:sz w:val="19"/>
+                <w:szCs w:val="19"/>
+              </w:rPr>
+              <w:t xml:space="preserve">CREATE_FAILED on the observability stack: </w:t>
+            </w:r>
+          </w:p>
+          <w:p>
+            <w:pPr>
+              <w:spacing w:after="0" w:line="250"/>
+            </w:pPr>
+            <w:r>
+              <w:rPr>
+                <w:rFonts w:ascii="Consolas" w:cs="Consolas" w:eastAsia="Consolas" w:hAnsi="Consolas"/>
+                <w:color w:val="1B3A2B"/>
+                <w:sz w:val="18"/>
+                <w:szCs w:val="18"/>
+              </w:rPr>
+              <w:t xml:space="preserve">already has 5 trails in us-east-1</w:t>
+            </w:r>
+          </w:p>
+          <w:p>
+            <w:pPr>
+              <w:spacing w:after="0" w:line="250"/>
+            </w:pPr>
+            <w:r>
+              <w:rPr>
+                <w:sz w:val="19"/>
+                <w:szCs w:val="19"/>
+              </w:rPr>
+              <w:t xml:space="preserve">. Not adjustable in Service Quotas — it needs a Support case.</w:t>
+            </w:r>
+          </w:p>
+        </w:tc>
+      </w:tr>
+      <w:tr>
+        <w:tc>
+          <w:tcPr>
+            <w:tcW w:type="dxa" w:w="2500"/>
+            <w:shd w:fill="F4F8FA" w:val="clear"/>
+            <w:tcMar>
+              <w:top w:type="dxa" w:w="60"/>
+              <w:left w:type="dxa" w:w="110"/>
+              <w:bottom w:type="dxa" w:w="60"/>
+              <w:right w:type="dxa" w:w="110"/>
+            </w:tcMar>
+          </w:tcPr>
+          <w:p>
+            <w:pPr>
+              <w:spacing w:after="0" w:line="250"/>
+            </w:pPr>
+            <w:r>
+              <w:rPr>
+                <w:b/>
+                <w:bCs/>
+                <w:sz w:val="19"/>
+                <w:szCs w:val="19"/>
+              </w:rPr>
+              <w:t xml:space="preserve">AgentCore: policy names</w:t>
+            </w:r>
+          </w:p>
+        </w:tc>
+        <w:tc>
+          <w:tcPr>
+            <w:tcW w:type="dxa" w:w="900"/>
+            <w:shd w:fill="F4F8FA" w:val="clear"/>
+            <w:tcMar>
+              <w:top w:type="dxa" w:w="60"/>
+              <w:left w:type="dxa" w:w="110"/>
+              <w:bottom w:type="dxa" w:w="60"/>
+              <w:right w:type="dxa" w:w="110"/>
+            </w:tcMar>
+          </w:tcPr>
+          <w:p>
+            <w:pPr>
+              <w:spacing w:after="0" w:line="250"/>
+            </w:pPr>
+            <w:r>
+              <w:rPr>
+                <w:sz w:val="19"/>
+                <w:szCs w:val="19"/>
+              </w:rPr>
+              <w:t xml:space="preserve">n/a</w:t>
+            </w:r>
+          </w:p>
+        </w:tc>
+        <w:tc>
+          <w:tcPr>
+            <w:tcW w:type="dxa" w:w="4200"/>
+            <w:shd w:fill="F4F8FA" w:val="clear"/>
+            <w:tcMar>
+              <w:top w:type="dxa" w:w="60"/>
+              <w:left w:type="dxa" w:w="110"/>
+              <w:bottom w:type="dxa" w:w="60"/>
+              <w:right w:type="dxa" w:w="110"/>
+            </w:tcMar>
+          </w:tcPr>
+          <w:p>
+            <w:pPr>
+              <w:spacing w:after="0" w:line="250"/>
+            </w:pPr>
+            <w:r>
+              <w:rPr>
+                <w:sz w:val="19"/>
+                <w:szCs w:val="19"/>
+              </w:rPr>
+              <w:t xml:space="preserve">Policy names are unique per ACCOUNT and region, not per policy engine. Every pack prefixes its names (e.g. ben_fp2_mask_before_assess) so packs can coexist</w:t>
+            </w:r>
+          </w:p>
+        </w:tc>
+        <w:tc>
+          <w:tcPr>
+            <w:tcW w:type="dxa" w:w="2840"/>
+            <w:shd w:fill="F4F8FA" w:val="clear"/>
+            <w:tcMar>
+              <w:top w:type="dxa" w:w="60"/>
+              <w:left w:type="dxa" w:w="110"/>
+              <w:bottom w:type="dxa" w:w="60"/>
+              <w:right w:type="dxa" w:w="110"/>
+            </w:tcMar>
+          </w:tcPr>
+          <w:p>
+            <w:pPr>
+              <w:spacing w:after="0" w:line="250"/>
+            </w:pPr>
+            <w:r>
+              <w:rPr>
+                <w:sz w:val="19"/>
+                <w:szCs w:val="19"/>
+              </w:rPr>
+              <w:t xml:space="preserve">CreatePolicy fails with </w:t>
+            </w:r>
+          </w:p>
+          <w:p>
+            <w:pPr>
+              <w:spacing w:after="0" w:line="250"/>
+            </w:pPr>
+            <w:r>
+              <w:rPr>
+                <w:rFonts w:ascii="Consolas" w:cs="Consolas" w:eastAsia="Consolas" w:hAnsi="Consolas"/>
+                <w:color w:val="1B3A2B"/>
+                <w:sz w:val="18"/>
+                <w:szCs w:val="18"/>
+              </w:rPr>
+              <w:t xml:space="preserve">ConflictException: Policy with the same name already exists</w:t>
+            </w:r>
+          </w:p>
+          <w:p>
+            <w:pPr>
+              <w:spacing w:after="0" w:line="250"/>
+            </w:pPr>
+            <w:r>
+              <w:rPr>
+                <w:sz w:val="19"/>
+                <w:szCs w:val="19"/>
+              </w:rPr>
+              <w:t xml:space="preserve"> naming neither the policy nor the engine holding it.</w:t>
+            </w:r>
+          </w:p>
+        </w:tc>
+      </w:tr>
+    </w:tbl>
+    <w:tbl>
+      <w:tblPr>
+        <w:tblW w:type="pct" w:w="100%"/>
+        <w:tblBorders>
+          <w:top w:val="single" w:color="B9791F" w:sz="2"/>
+          <w:left w:val="single" w:color="B9791F" w:sz="18"/>
+          <w:bottom w:val="single" w:color="B9791F" w:sz="2"/>
+          <w:right w:val="single" w:color="B9791F" w:sz="2"/>
+          <w:insideH w:val="none"/>
+          <w:insideV w:val="none"/>
+        </w:tblBorders>
+      </w:tblPr>
+      <w:tblGrid>
+        <w:gridCol w:w="10440"/>
+      </w:tblGrid>
+      <w:tr>
+        <w:tc>
+          <w:tcPr>
+            <w:tcW w:type="dxa" w:w="10440"/>
+            <w:shd w:fill="FBF3E7" w:val="clear"/>
+            <w:tcMar>
+              <w:top w:type="dxa" w:w="120"/>
+              <w:left w:type="dxa" w:w="180"/>
+              <w:bottom w:type="dxa" w:w="120"/>
+              <w:right w:type="dxa" w:w="180"/>
+            </w:tcMar>
+          </w:tcPr>
+          <w:p>
+            <w:pPr>
+              <w:spacing w:after="40"/>
+            </w:pPr>
+            <w:r>
+              <w:rPr>
+                <w:b/>
+                <w:bCs/>
+                <w:color w:val="B9791F"/>
+                <w:sz w:val="20"/>
+                <w:szCs w:val="20"/>
+              </w:rPr>
+              <w:t xml:space="preserve">Two overlay packs in one account</w:t>
+            </w:r>
+          </w:p>
+          <w:p>
+            <w:pPr>
+              <w:spacing w:after="20" w:line="258"/>
+            </w:pPr>
+            <w:r>
+              <w:t xml:space="preserve">The trail quota is the binding constraint. Each pack needs two trails, and the shared governance core takes one, so a single region fits the core plus two packs at the default of 5 — with nothing left for a concurrent validation run. Request an increase to 10 before running two packs and a gate in the same region.</w:t>
+            </w:r>
+          </w:p>
+        </w:tc>
+      </w:tr>
+    </w:tbl>
+    <w:p>
+      <w:pPr>
+        <w:pStyle w:val="Heading2"/>
+      </w:pPr>
+      <w:r>
+        <w:t xml:space="preserve">2.5 Project layout</w:t>
       </w:r>
     </w:p>
     <w:p>

--- a/docs/PV-AgentCore-SA-Runbook.docx
+++ b/docs/PV-AgentCore-SA-Runbook.docx
@@ -305,7 +305,7 @@
     </w:p>
     <w:p>
       <w:r>
-        <w:t xml:space="preserve">The whole spine deploys with one command, proves itself with a governance demo, and is covered by a 327-test offline suite (48 CDK security assertions) plus a live clean-account validation run, and tears down with zero residual. Everything is driven from </w:t>
+        <w:t xml:space="preserve">The whole spine deploys with one command, proves itself with a governance demo, and is covered by a 346-test offline suite (48 CDK security assertions) plus a live clean-account validation run, and tears down with zero residual. Everything is driven from </w:t>
       </w:r>
       <w:r>
         <w:rPr>
